--- a/paper/paper-f1000.docx
+++ b/paper/paper-f1000.docx
@@ -2205,12 +2205,87 @@
       </w:r>
     </w:p>
     <w:bookmarkEnd w:id="26"/>
-    <w:bookmarkStart w:id="27" w:name="competing-interests"/>
+    <w:bookmarkStart w:id="27" w:name="use-of-generative-ai"/>
     <w:p>
       <w:pPr>
         <w:pStyle w:val="Heading1"/>
       </w:pPr>
       <w:r>
+        <w:t xml:space="preserve">Use of generative AI</w:t>
+      </w:r>
+    </w:p>
+    <w:p>
+      <w:pPr>
+        <w:pStyle w:val="FirstParagraph"/>
+      </w:pPr>
+      <w:r>
+        <w:t xml:space="preserve">Claude (Anthropic; Opus 4.8 and Fable 5) was used in preparing this manuscript:</w:t>
+      </w:r>
+      <w:r>
+        <w:t xml:space="preserve"> </w:t>
+      </w:r>
+      <w:r>
+        <w:t xml:space="preserve">drafting and revising prose, including the comparison to existing resources;</w:t>
+      </w:r>
+      <w:r>
+        <w:t xml:space="preserve"> </w:t>
+      </w:r>
+      <w:r>
+        <w:t xml:space="preserve">restating the readership analysis after a scoping error in the underlying</w:t>
+      </w:r>
+      <w:r>
+        <w:t xml:space="preserve"> </w:t>
+      </w:r>
+      <w:r>
+        <w:t xml:space="preserve">Google Analytics 4 export was identified; and reviewing the manuscript against</w:t>
+      </w:r>
+      <w:r>
+        <w:t xml:space="preserve"> </w:t>
+      </w:r>
+      <w:r>
+        <w:t xml:space="preserve">this journal’s article guidelines. All reported figures were computed from the</w:t>
+      </w:r>
+      <w:r>
+        <w:t xml:space="preserve"> </w:t>
+      </w:r>
+      <w:r>
+        <w:t xml:space="preserve">archived data by the script provided (</w:t>
+      </w:r>
+      <w:r>
+        <w:rPr>
+          <w:rStyle w:val="VerbatimChar"/>
+        </w:rPr>
+        <w:t xml:space="preserve">paper/ga4_pull.py</w:t>
+      </w:r>
+      <w:r>
+        <w:t xml:space="preserve">), and every claim and</w:t>
+      </w:r>
+      <w:r>
+        <w:t xml:space="preserve"> </w:t>
+      </w:r>
+      <w:r>
+        <w:t xml:space="preserve">citation was verified against primary sources by the authors, who take full</w:t>
+      </w:r>
+      <w:r>
+        <w:t xml:space="preserve"> </w:t>
+      </w:r>
+      <w:r>
+        <w:t xml:space="preserve">responsibility for the content of this article. Generative AI is not an author</w:t>
+      </w:r>
+      <w:r>
+        <w:t xml:space="preserve"> </w:t>
+      </w:r>
+      <w:r>
+        <w:t xml:space="preserve">and does not meet authorship criteria.</w:t>
+      </w:r>
+    </w:p>
+    <w:bookmarkEnd w:id="27"/>
+    <w:bookmarkStart w:id="28" w:name="competing-interests"/>
+    <w:p>
+      <w:pPr>
+        <w:pStyle w:val="Heading1"/>
+      </w:pPr>
+      <w:r>
         <w:t xml:space="preserve">Competing interests</w:t>
       </w:r>
     </w:p>
@@ -2222,8 +2297,8 @@
         <w:t xml:space="preserve">No competing interests were disclosed.</w:t>
       </w:r>
     </w:p>
-    <w:bookmarkEnd w:id="27"/>
-    <w:bookmarkStart w:id="28" w:name="grant-information"/>
+    <w:bookmarkEnd w:id="28"/>
+    <w:bookmarkStart w:id="29" w:name="grant-information"/>
     <w:p>
       <w:pPr>
         <w:pStyle w:val="Heading1"/>
@@ -2252,8 +2327,8 @@
         <w:t xml:space="preserve">Bioconductor U24 award (U24 CA289073).</w:t>
       </w:r>
     </w:p>
-    <w:bookmarkEnd w:id="28"/>
-    <w:bookmarkStart w:id="29" w:name="acknowledgements"/>
+    <w:bookmarkEnd w:id="29"/>
+    <w:bookmarkStart w:id="30" w:name="acknowledgements"/>
     <w:p>
       <w:pPr>
         <w:pStyle w:val="Heading1"/>
@@ -2355,8 +2430,8 @@
         <w:t xml:space="preserve">page.</w:t>
       </w:r>
     </w:p>
-    <w:bookmarkEnd w:id="29"/>
-    <w:bookmarkStart w:id="52" w:name="references"/>
+    <w:bookmarkEnd w:id="30"/>
+    <w:bookmarkStart w:id="53" w:name="references"/>
     <w:p>
       <w:pPr>
         <w:pStyle w:val="Heading1"/>
@@ -2365,8 +2440,8 @@
         <w:t xml:space="preserve">References</w:t>
       </w:r>
     </w:p>
-    <w:bookmarkStart w:id="51" w:name="refs"/>
-    <w:bookmarkStart w:id="31" w:name="ref-quarto2024"/>
+    <w:bookmarkStart w:id="52" w:name="refs"/>
+    <w:bookmarkStart w:id="32" w:name="ref-quarto2024"/>
     <w:p>
       <w:pPr>
         <w:pStyle w:val="Bibliography"/>
@@ -2383,7 +2458,7 @@
       <w:r>
         <w:t xml:space="preserve"> </w:t>
       </w:r>
-      <w:hyperlink r:id="rId30">
+      <w:hyperlink r:id="rId31">
         <w:r>
           <w:rPr>
             <w:rStyle w:val="Hyperlink"/>
@@ -2395,8 +2470,8 @@
         <w:t xml:space="preserve">.</w:t>
       </w:r>
     </w:p>
-    <w:bookmarkEnd w:id="31"/>
-    <w:bookmarkStart w:id="33" w:name="ref-amezquita2020"/>
+    <w:bookmarkEnd w:id="32"/>
+    <w:bookmarkStart w:id="34" w:name="ref-amezquita2020"/>
     <w:p>
       <w:pPr>
         <w:pStyle w:val="Bibliography"/>
@@ -2438,7 +2513,7 @@
       <w:r>
         <w:t xml:space="preserve"> </w:t>
       </w:r>
-      <w:hyperlink r:id="rId32">
+      <w:hyperlink r:id="rId33">
         <w:r>
           <w:rPr>
             <w:rStyle w:val="Hyperlink"/>
@@ -2450,8 +2525,8 @@
         <w:t xml:space="preserve">.</w:t>
       </w:r>
     </w:p>
-    <w:bookmarkEnd w:id="33"/>
-    <w:bookmarkStart w:id="35" w:name="ref-biocteaching2025"/>
+    <w:bookmarkEnd w:id="34"/>
+    <w:bookmarkStart w:id="36" w:name="ref-biocteaching2025"/>
     <w:p>
       <w:pPr>
         <w:pStyle w:val="Bibliography"/>
@@ -2493,7 +2568,7 @@
       <w:r>
         <w:t xml:space="preserve"> </w:t>
       </w:r>
-      <w:hyperlink r:id="rId34">
+      <w:hyperlink r:id="rId35">
         <w:r>
           <w:rPr>
             <w:rStyle w:val="Hyperlink"/>
@@ -2505,8 +2580,8 @@
         <w:t xml:space="preserve">.</w:t>
       </w:r>
     </w:p>
-    <w:bookmarkEnd w:id="35"/>
-    <w:bookmarkStart w:id="37" w:name="ref-holmes2019msmb"/>
+    <w:bookmarkEnd w:id="36"/>
+    <w:bookmarkStart w:id="38" w:name="ref-holmes2019msmb"/>
     <w:p>
       <w:pPr>
         <w:pStyle w:val="Bibliography"/>
@@ -2530,7 +2605,7 @@
       <w:r>
         <w:t xml:space="preserve"> </w:t>
       </w:r>
-      <w:hyperlink r:id="rId36">
+      <w:hyperlink r:id="rId37">
         <w:r>
           <w:rPr>
             <w:rStyle w:val="Hyperlink"/>
@@ -2542,8 +2617,8 @@
         <w:t xml:space="preserve">.</w:t>
       </w:r>
     </w:p>
-    <w:bookmarkEnd w:id="37"/>
-    <w:bookmarkStart w:id="39" w:name="ref-huber2015"/>
+    <w:bookmarkEnd w:id="38"/>
+    <w:bookmarkStart w:id="40" w:name="ref-huber2015"/>
     <w:p>
       <w:pPr>
         <w:pStyle w:val="Bibliography"/>
@@ -2585,7 +2660,7 @@
       <w:r>
         <w:t xml:space="preserve"> </w:t>
       </w:r>
-      <w:hyperlink r:id="rId38">
+      <w:hyperlink r:id="rId39">
         <w:r>
           <w:rPr>
             <w:rStyle w:val="Hyperlink"/>
@@ -2597,8 +2672,8 @@
         <w:t xml:space="preserve">.</w:t>
       </w:r>
     </w:p>
-    <w:bookmarkEnd w:id="39"/>
-    <w:bookmarkStart w:id="40" w:name="ref-knowles2015adult"/>
+    <w:bookmarkEnd w:id="40"/>
+    <w:bookmarkStart w:id="41" w:name="ref-knowles2015adult"/>
     <w:p>
       <w:pPr>
         <w:pStyle w:val="Bibliography"/>
@@ -2620,8 +2695,8 @@
         <w:t xml:space="preserve">. 8th ed. Routledge.</w:t>
       </w:r>
     </w:p>
-    <w:bookmarkEnd w:id="40"/>
-    <w:bookmarkStart w:id="42" w:name="ref-lawrence2013"/>
+    <w:bookmarkEnd w:id="41"/>
+    <w:bookmarkStart w:id="43" w:name="ref-lawrence2013"/>
     <w:p>
       <w:pPr>
         <w:pStyle w:val="Bibliography"/>
@@ -2654,7 +2729,7 @@
       <w:r>
         <w:t xml:space="preserve"> </w:t>
       </w:r>
-      <w:hyperlink r:id="rId41">
+      <w:hyperlink r:id="rId42">
         <w:r>
           <w:rPr>
             <w:rStyle w:val="Hyperlink"/>
@@ -2666,8 +2741,8 @@
         <w:t xml:space="preserve">.</w:t>
       </w:r>
     </w:p>
-    <w:bookmarkEnd w:id="42"/>
-    <w:bookmarkStart w:id="44" w:name="ref-rcore2024"/>
+    <w:bookmarkEnd w:id="43"/>
+    <w:bookmarkStart w:id="45" w:name="ref-rcore2024"/>
     <w:p>
       <w:pPr>
         <w:pStyle w:val="Bibliography"/>
@@ -2690,7 +2765,7 @@
       <w:r>
         <w:t xml:space="preserve"> </w:t>
       </w:r>
-      <w:hyperlink r:id="rId43">
+      <w:hyperlink r:id="rId44">
         <w:r>
           <w:rPr>
             <w:rStyle w:val="Hyperlink"/>
@@ -2702,8 +2777,8 @@
         <w:t xml:space="preserve">.</w:t>
       </w:r>
     </w:p>
-    <w:bookmarkEnd w:id="44"/>
-    <w:bookmarkStart w:id="46" w:name="ref-wickham2016ggplot2"/>
+    <w:bookmarkEnd w:id="45"/>
+    <w:bookmarkStart w:id="47" w:name="ref-wickham2016ggplot2"/>
     <w:p>
       <w:pPr>
         <w:pStyle w:val="Bibliography"/>
@@ -2727,7 +2802,7 @@
       <w:r>
         <w:t xml:space="preserve"> </w:t>
       </w:r>
-      <w:hyperlink r:id="rId45">
+      <w:hyperlink r:id="rId46">
         <w:r>
           <w:rPr>
             <w:rStyle w:val="Hyperlink"/>
@@ -2739,8 +2814,8 @@
         <w:t xml:space="preserve">.</w:t>
       </w:r>
     </w:p>
-    <w:bookmarkEnd w:id="46"/>
-    <w:bookmarkStart w:id="48" w:name="ref-tidyverse2019"/>
+    <w:bookmarkEnd w:id="47"/>
+    <w:bookmarkStart w:id="49" w:name="ref-tidyverse2019"/>
     <w:p>
       <w:pPr>
         <w:pStyle w:val="Bibliography"/>
@@ -2782,7 +2857,7 @@
       <w:r>
         <w:t xml:space="preserve"> </w:t>
       </w:r>
-      <w:hyperlink r:id="rId47">
+      <w:hyperlink r:id="rId48">
         <w:r>
           <w:rPr>
             <w:rStyle w:val="Hyperlink"/>
@@ -2794,8 +2869,8 @@
         <w:t xml:space="preserve">.</w:t>
       </w:r>
     </w:p>
-    <w:bookmarkEnd w:id="48"/>
-    <w:bookmarkStart w:id="50" w:name="ref-wickham2023r4ds"/>
+    <w:bookmarkEnd w:id="49"/>
+    <w:bookmarkStart w:id="51" w:name="ref-wickham2023r4ds"/>
     <w:p>
       <w:pPr>
         <w:pStyle w:val="Bibliography"/>
@@ -2819,7 +2894,7 @@
       <w:r>
         <w:t xml:space="preserve"> </w:t>
       </w:r>
-      <w:hyperlink r:id="rId49">
+      <w:hyperlink r:id="rId50">
         <w:r>
           <w:rPr>
             <w:rStyle w:val="Hyperlink"/>
@@ -2831,9 +2906,9 @@
         <w:t xml:space="preserve">.</w:t>
       </w:r>
     </w:p>
-    <w:bookmarkEnd w:id="50"/>
     <w:bookmarkEnd w:id="51"/>
     <w:bookmarkEnd w:id="52"/>
+    <w:bookmarkEnd w:id="53"/>
     <w:sectPr>
       <w:footnotePr>
         <w:numRestart w:val="eachSect"/>
